--- a/进程文件/大论文/迭代/致谢.docx
+++ b/进程文件/大论文/迭代/致谢.docx
@@ -643,6 +643,182 @@
           <w:rFonts w:hint="eastAsia"/>
         </w:rPr>
         <w:t>（后天做完）</w:t>
+      </w:r>
+    </w:p>
+    <w:p/>
+    <w:p>
+      <w:r>
+        <w:rPr>
+          <w:rFonts w:hint="eastAsia"/>
+        </w:rPr>
+        <w:t>最终提交：</w:t>
+      </w:r>
+      <w:r>
+        <w:br/>
+        <w:t>1.</w:t>
+      </w:r>
+      <w:r>
+        <w:rPr>
+          <w:rFonts w:hint="eastAsia"/>
+        </w:rPr>
+        <w:t>目录，图录表录的中英文需要改空格字体。</w:t>
+      </w:r>
+      <w:r>
+        <w:br/>
+        <w:t>2.</w:t>
+      </w:r>
+      <w:r>
+        <w:rPr>
+          <w:rFonts w:hint="eastAsia"/>
+        </w:rPr>
+        <w:t>检查参考文献的格式做最后调整。</w:t>
+      </w:r>
+    </w:p>
+    <w:p>
+      <w:pPr>
+        <w:rPr>
+          <w:rFonts w:hint="eastAsia"/>
+        </w:rPr>
+      </w:pPr>
+      <w:r>
+        <w:t>3.</w:t>
+      </w:r>
+      <w:r>
+        <w:rPr>
+          <w:rFonts w:hint="eastAsia"/>
+        </w:rPr>
+        <w:t>参考文献的格式自动生成的有很多问题，主要体现：1</w:t>
+      </w:r>
+      <w:r>
+        <w:t>.</w:t>
+      </w:r>
+      <w:r>
+        <w:rPr>
+          <w:rFonts w:hint="eastAsia"/>
+        </w:rPr>
+        <w:t xml:space="preserve">空格没有 </w:t>
+      </w:r>
+      <w:r>
+        <w:t>2.</w:t>
+      </w:r>
+      <w:r>
+        <w:rPr>
+          <w:rFonts w:hint="eastAsia"/>
+        </w:rPr>
+        <w:t>中文期刊卷数缺失</w:t>
+      </w:r>
+      <w:r>
+        <w:br/>
+      </w:r>
+      <w:r>
+        <w:rPr>
+          <w:rFonts w:hint="eastAsia"/>
+        </w:rPr>
+        <w:t>mdpi的单页页码缺失，会议论文的会议以地点和出版社缺失。</w:t>
+      </w:r>
+      <w:r>
+        <w:rPr>
+          <w:rFonts w:hint="eastAsia"/>
+        </w:rPr>
+        <w:t>需要进行修改。</w:t>
+      </w:r>
+    </w:p>
+    <w:p/>
+    <w:p/>
+    <w:p/>
+    <w:p>
+      <w:r>
+        <w:rPr>
+          <w:rFonts w:hint="eastAsia"/>
+        </w:rPr>
+        <w:t>1</w:t>
+      </w:r>
+      <w:r>
+        <w:t>.</w:t>
+      </w:r>
+      <w:r>
+        <w:rPr>
+          <w:rFonts w:hint="eastAsia"/>
+        </w:rPr>
+        <w:t>英文摘要进行修改</w:t>
+      </w:r>
+      <w:r>
+        <w:rPr>
+          <w:rFonts w:hint="eastAsia"/>
+        </w:rPr>
+        <w:t>(完成</w:t>
+      </w:r>
+      <w:r>
+        <w:t>)</w:t>
+      </w:r>
+    </w:p>
+    <w:p>
+      <w:r>
+        <w:rPr>
+          <w:rFonts w:hint="eastAsia"/>
+        </w:rPr>
+        <w:t>1</w:t>
+      </w:r>
+      <w:r>
+        <w:t>.</w:t>
+      </w:r>
+      <w:r>
+        <w:rPr>
+          <w:rFonts w:hint="eastAsia"/>
+        </w:rPr>
+        <w:t>干扰功率设置2</w:t>
+      </w:r>
+      <w:r>
+        <w:t>0-30</w:t>
+      </w:r>
+      <w:r>
+        <w:rPr>
+          <w:rFonts w:hint="eastAsia"/>
+        </w:rPr>
+        <w:t>dBm的合理性</w:t>
+      </w:r>
+      <w:r>
+        <w:rPr>
+          <w:rFonts w:hint="eastAsia"/>
+        </w:rPr>
+        <w:t>（）</w:t>
+      </w:r>
+      <w:r>
+        <w:br/>
+        <w:t>2.</w:t>
+      </w:r>
+      <w:r>
+        <w:rPr>
+          <w:rFonts w:hint="eastAsia"/>
+        </w:rPr>
+        <w:t>场景变大，干扰变大的时候是否还能工作。</w:t>
+      </w:r>
+    </w:p>
+    <w:p/>
+    <w:p>
+      <w:r>
+        <w:rPr>
+          <w:rFonts w:hint="eastAsia"/>
+        </w:rPr>
+        <w:t>抽检稿v</w:t>
+      </w:r>
+      <w:r>
+        <w:t>3</w:t>
+      </w:r>
+      <w:r>
+        <w:rPr>
+          <w:rFonts w:hint="eastAsia"/>
+        </w:rPr>
+        <w:t>还需要在v</w:t>
+      </w:r>
+      <w:r>
+        <w:t>6</w:t>
+      </w:r>
+      <w:r>
+        <w:rPr>
+          <w:rFonts w:hint="eastAsia"/>
+        </w:rPr>
+        <w:t>上进行对应的修改，因为两个版本不一样。</w:t>
       </w:r>
     </w:p>
     <w:p>
